--- a/docs/交付材料/跌倒风险预测系统_验证材料与功能测试报告_V1.0.docx
+++ b/docs/交付材料/跌倒风险预测系统_验证材料与功能测试报告_V1.0.docx
@@ -514,11 +514,7 @@
               <w:spacing w:after="0" w:line="269" w:lineRule="auto"/>
             </w:pPr>
             <w:r>
-              <w:rPr>
-                <w:rFonts w:ascii="Calibri" w:hAnsi="Calibri"/>
-                <w:sz w:val="20"/>
-              </w:rPr>
-              <w:t>V1.0</w:t>
+              <w:t>V1.1</w:t>
             </w:r>
           </w:p>
         </w:tc>
@@ -566,11 +562,7 @@
               <w:spacing w:after="0" w:line="269" w:lineRule="auto"/>
             </w:pPr>
             <w:r>
-              <w:rPr>
-                <w:rFonts w:ascii="Calibri" w:hAnsi="Calibri"/>
-                <w:sz w:val="20"/>
-              </w:rPr>
-              <w:t>2026-08-25</w:t>
+              <w:t>2026-08-26</w:t>
             </w:r>
           </w:p>
         </w:tc>
@@ -587,25 +579,7 @@
         <w:jc w:val="center"/>
       </w:pPr>
       <w:r>
-        <w:rPr>
-          <w:rFonts w:ascii="Calibri" w:hAnsi="Calibri"/>
-          <w:b/>
-        </w:rPr>
-        <w:t>状态：正式交付草案（视觉</w:t>
-      </w:r>
-      <w:r>
-        <w:rPr>
-          <w:rFonts w:ascii="Calibri" w:hAnsi="Calibri"/>
-          <w:b/>
-        </w:rPr>
-        <w:t>/</w:t>
-      </w:r>
-      <w:r>
-        <w:rPr>
-          <w:rFonts w:ascii="Calibri" w:hAnsi="Calibri"/>
-          <w:b/>
-        </w:rPr>
-        <w:t>环境多模态为主线；音频仅保留占位）</w:t>
+        <w:t>状态：正式交付草案（视觉/环境多模态为主线；音频为已接入但部分完成的辅助分支）</w:t>
       </w:r>
     </w:p>
     <w:p>
@@ -776,11 +750,7 @@
               <w:jc w:val="center"/>
             </w:pPr>
             <w:r>
-              <w:rPr>
-                <w:rFonts w:ascii="Calibri" w:hAnsi="Calibri"/>
-                <w:sz w:val="18"/>
-              </w:rPr>
-              <w:t>V1.0</w:t>
+              <w:t>V1.1</w:t>
             </w:r>
           </w:p>
         </w:tc>
@@ -801,11 +771,7 @@
               <w:jc w:val="center"/>
             </w:pPr>
             <w:r>
-              <w:rPr>
-                <w:rFonts w:ascii="Calibri" w:hAnsi="Calibri"/>
-                <w:sz w:val="18"/>
-              </w:rPr>
-              <w:t>2026-08-25</w:t>
+              <w:t>2026-08-26</w:t>
             </w:r>
           </w:p>
         </w:tc>
@@ -847,31 +813,7 @@
           </w:tcPr>
           <w:p>
             <w:r>
-              <w:t>更新视觉</w:t>
-            </w:r>
-            <w:r>
-              <w:t>/</w:t>
-            </w:r>
-            <w:r>
-              <w:t>环境主线复测、</w:t>
-            </w:r>
-            <w:r>
-              <w:t xml:space="preserve">YOLO26 </w:t>
-            </w:r>
-            <w:r>
-              <w:t>权重加载</w:t>
-            </w:r>
-            <w:r>
-              <w:t>/</w:t>
-            </w:r>
-            <w:r>
-              <w:t>哈希</w:t>
-            </w:r>
-            <w:r>
-              <w:t>/</w:t>
-            </w:r>
-            <w:r>
-              <w:t>首帧验证、萤石与前端构建结果；音频仍按未完成占位处理。</w:t>
+              <w:t>补充音频接入链路、资源前置条件、萤石音频源模式、辅助告警边界和音频功能验证矩阵；保留未完成项与缺陷状态。</w:t>
             </w:r>
           </w:p>
         </w:tc>
@@ -3929,93 +3871,11 @@
           <w14:ligatures w14:val="standardContextual"/>
         </w:rPr>
       </w:pPr>
-      <w:hyperlink w:anchor="_Toc238569300" w:history="1">
-        <w:r>
-          <w:rPr>
-            <w:rStyle w:val="aff9"/>
-            <w:rFonts w:ascii="Arial" w:eastAsia="黑体" w:hAnsi="Arial" w:cs="Arial"/>
-            <w:noProof/>
-          </w:rPr>
-          <w:t xml:space="preserve">8 </w:t>
-        </w:r>
-        <w:r>
-          <w:rPr>
-            <w:rStyle w:val="aff9"/>
-            <w:rFonts w:ascii="Arial" w:eastAsia="黑体" w:hAnsi="Arial" w:cs="Arial"/>
-            <w:noProof/>
-          </w:rPr>
-          <w:t>音频模块测试占位</w:t>
-        </w:r>
-        <w:r>
-          <w:rPr>
-            <w:rFonts w:hint="eastAsia"/>
-            <w:noProof/>
-            <w:webHidden/>
-          </w:rPr>
-          <w:tab/>
-        </w:r>
-        <w:r>
-          <w:rPr>
-            <w:rFonts w:hint="eastAsia"/>
-            <w:noProof/>
-            <w:webHidden/>
-          </w:rPr>
-          <w:fldChar w:fldCharType="begin"/>
-        </w:r>
-        <w:r>
-          <w:rPr>
-            <w:rFonts w:hint="eastAsia"/>
-            <w:noProof/>
-            <w:webHidden/>
-          </w:rPr>
-          <w:instrText xml:space="preserve"> </w:instrText>
-        </w:r>
-        <w:r>
-          <w:rPr>
-            <w:noProof/>
-            <w:webHidden/>
-          </w:rPr>
-          <w:instrText>PAGEREF _Toc238569300 \h</w:instrText>
-        </w:r>
-        <w:r>
-          <w:rPr>
-            <w:rFonts w:hint="eastAsia"/>
-            <w:noProof/>
-            <w:webHidden/>
-          </w:rPr>
-          <w:instrText xml:space="preserve"> </w:instrText>
-        </w:r>
-        <w:r>
-          <w:rPr>
-            <w:rFonts w:hint="eastAsia"/>
-            <w:noProof/>
-            <w:webHidden/>
-          </w:rPr>
-        </w:r>
-        <w:r>
-          <w:rPr>
-            <w:rFonts w:hint="eastAsia"/>
-            <w:noProof/>
-            <w:webHidden/>
-          </w:rPr>
-          <w:fldChar w:fldCharType="separate"/>
-        </w:r>
-        <w:r>
-          <w:rPr>
-            <w:noProof/>
-            <w:webHidden/>
-          </w:rPr>
-          <w:t>13</w:t>
-        </w:r>
-        <w:r>
-          <w:rPr>
-            <w:rFonts w:hint="eastAsia"/>
-            <w:noProof/>
-            <w:webHidden/>
-          </w:rPr>
-          <w:fldChar w:fldCharType="end"/>
-        </w:r>
-      </w:hyperlink>
+      <w:r>
+        <w:t>8 音频功能接入验证（部分完成）</w:t>
+        <w:tab/>
+        <w:t>13</w:t>
+      </w:r>
     </w:p>
     <w:p>
       <w:pPr>
@@ -4812,19 +4672,7 @@
         <w:jc w:val="center"/>
       </w:pPr>
       <w:r>
-        <w:t>图</w:t>
-      </w:r>
-      <w:r>
-        <w:t xml:space="preserve"> 1-1  </w:t>
-      </w:r>
-      <w:r>
-        <w:t>本报告覆盖的视觉</w:t>
-      </w:r>
-      <w:r>
-        <w:t>/</w:t>
-      </w:r>
-      <w:r>
-        <w:t>环境主系统、真实数据验证原型与音频占位</w:t>
+        <w:t>图 1-1  本报告覆盖的视觉/环境主系统、真实数据验证原型与音频辅助分支</w:t>
       </w:r>
     </w:p>
     <w:tbl>
@@ -4989,25 +4837,7 @@
               <w:spacing w:after="0" w:line="269" w:lineRule="auto"/>
             </w:pPr>
             <w:r>
-              <w:rPr>
-                <w:rFonts w:ascii="Calibri" w:hAnsi="Calibri"/>
-                <w:sz w:val="18"/>
-              </w:rPr>
-              <w:t>仓库</w:t>
-            </w:r>
-            <w:r>
-              <w:rPr>
-                <w:rFonts w:ascii="Calibri" w:hAnsi="Calibri"/>
-                <w:sz w:val="18"/>
-              </w:rPr>
-              <w:t xml:space="preserve"> master / 2026-08-25 </w:t>
-            </w:r>
-            <w:r>
-              <w:rPr>
-                <w:rFonts w:ascii="Calibri" w:hAnsi="Calibri"/>
-                <w:sz w:val="18"/>
-              </w:rPr>
-              <w:t>工作区</w:t>
+              <w:t>仓库 master / 2026-08-26 工作区</w:t>
             </w:r>
           </w:p>
         </w:tc>
@@ -5150,11 +4980,7 @@
               <w:jc w:val="center"/>
             </w:pPr>
             <w:r>
-              <w:rPr>
-                <w:rFonts w:ascii="Calibri" w:hAnsi="Calibri"/>
-                <w:sz w:val="18"/>
-              </w:rPr>
-              <w:t>音频占位</w:t>
+              <w:t>音频辅助分支</w:t>
             </w:r>
           </w:p>
         </w:tc>
@@ -5174,18 +5000,7 @@
               <w:spacing w:after="0" w:line="269" w:lineRule="auto"/>
             </w:pPr>
             <w:r>
-              <w:rPr>
-                <w:rFonts w:ascii="Calibri" w:hAnsi="Calibri"/>
-                <w:sz w:val="18"/>
-              </w:rPr>
-              <w:t>src/inference/audio_analyzer.py</w:t>
-            </w:r>
-            <w:r>
-              <w:rPr>
-                <w:rFonts w:ascii="Calibri" w:hAnsi="Calibri"/>
-                <w:sz w:val="18"/>
-              </w:rPr>
-              <w:t>（不完整开发草稿）</w:t>
+              <w:t>src/inference/audio_analyzer.py；src/data/audio_capture.py；src/inference/monitor.py</w:t>
             </w:r>
           </w:p>
         </w:tc>
@@ -5205,11 +5020,7 @@
               <w:spacing w:after="0" w:line="269" w:lineRule="auto"/>
             </w:pPr>
             <w:r>
-              <w:rPr>
-                <w:rFonts w:ascii="Calibri" w:hAnsi="Calibri"/>
-                <w:sz w:val="18"/>
-              </w:rPr>
-              <w:t>不纳入当前能力；仅记录未完成边界和后续测试位置</w:t>
+              <w:t>采集、PANNs 分析、音频告警、API、数据库、前端和萤石收音代码路径；外部资源与真实指标待验证</w:t>
             </w:r>
           </w:p>
         </w:tc>
@@ -6316,11 +6127,7 @@
               <w:jc w:val="center"/>
             </w:pPr>
             <w:r>
-              <w:rPr>
-                <w:rFonts w:ascii="Calibri" w:hAnsi="Calibri"/>
-                <w:sz w:val="18"/>
-              </w:rPr>
-              <w:t>2026-08-25</w:t>
+              <w:t>2026-08-26</w:t>
             </w:r>
           </w:p>
         </w:tc>
@@ -6409,7 +6216,7 @@
           </w:tcPr>
           <w:p>
             <w:r>
-              <w:t>master / 1a5ad18</w:t>
+              <w:t>master / 17f641a</w:t>
             </w:r>
           </w:p>
         </w:tc>
@@ -6426,13 +6233,7 @@
           </w:tcPr>
           <w:p>
             <w:r>
-              <w:t>包含</w:t>
-            </w:r>
-            <w:r>
-              <w:t xml:space="preserve"> YOLO26 </w:t>
-            </w:r>
-            <w:r>
-              <w:t>权重接入、配置切换及未完成音频草稿</w:t>
+              <w:t>包含 YOLO26 权重接入、配置切换及音频源选择更新；音频仍有待修复问题</w:t>
             </w:r>
           </w:p>
         </w:tc>
@@ -6475,69 +6276,7 @@
               <w:spacing w:before="40" w:after="40" w:line="288" w:lineRule="auto"/>
             </w:pPr>
             <w:r>
-              <w:rPr>
-                <w:rFonts w:ascii="Calibri" w:eastAsia="黑体" w:hAnsi="Calibri"/>
-                <w:b/>
-                <w:sz w:val="20"/>
-              </w:rPr>
-              <w:t>复现提示</w:t>
-            </w:r>
-            <w:r>
-              <w:rPr>
-                <w:rFonts w:ascii="Calibri" w:eastAsia="黑体" w:hAnsi="Calibri"/>
-                <w:b/>
-                <w:sz w:val="20"/>
-              </w:rPr>
-              <w:t xml:space="preserve">  </w:t>
-            </w:r>
-            <w:r>
-              <w:rPr>
-                <w:rFonts w:ascii="Calibri" w:hAnsi="Calibri"/>
-                <w:sz w:val="20"/>
-              </w:rPr>
-              <w:t>绘图类测试须设置</w:t>
-            </w:r>
-            <w:r>
-              <w:rPr>
-                <w:rFonts w:ascii="Calibri" w:hAnsi="Calibri"/>
-                <w:sz w:val="20"/>
-              </w:rPr>
-              <w:t xml:space="preserve"> MPLBACKEND=Agg</w:t>
-            </w:r>
-            <w:r>
-              <w:rPr>
-                <w:rFonts w:ascii="Calibri" w:hAnsi="Calibri"/>
-                <w:sz w:val="20"/>
-              </w:rPr>
-              <w:t>。本报告以排除未交付音频草稿的</w:t>
-            </w:r>
-            <w:r>
-              <w:rPr>
-                <w:rFonts w:ascii="Calibri" w:hAnsi="Calibri"/>
-                <w:sz w:val="20"/>
-              </w:rPr>
-              <w:t xml:space="preserve"> 152 </w:t>
-            </w:r>
-            <w:r>
-              <w:rPr>
-                <w:rFonts w:ascii="Calibri" w:hAnsi="Calibri"/>
-                <w:sz w:val="20"/>
-              </w:rPr>
-              <w:t>项视觉</w:t>
-            </w:r>
-            <w:r>
-              <w:rPr>
-                <w:rFonts w:ascii="Calibri" w:hAnsi="Calibri"/>
-                <w:sz w:val="20"/>
-              </w:rPr>
-              <w:t>/</w:t>
-            </w:r>
-            <w:r>
-              <w:rPr>
-                <w:rFonts w:ascii="Calibri" w:hAnsi="Calibri"/>
-                <w:sz w:val="20"/>
-              </w:rPr>
-              <w:t>环境主线测试作为当前功能验收口径；完整仓库测试另行记录，不用其部分通过结果证明音频完成。</w:t>
+              <w:t>复现提示  绘图类测试须设置 MPLBACKEND=Agg。本报告以排除音频未完成范围的 152 项视觉/环境主线测试作为当前功能验收口径；完整仓库测试另行记录。音频代码路径已接入，但模型与标签外部资源、真实数据指标和稳定性问题未完成专项验证。</w:t>
             </w:r>
           </w:p>
         </w:tc>
@@ -7108,11 +6847,7 @@
               <w:spacing w:after="0" w:line="269" w:lineRule="auto"/>
             </w:pPr>
             <w:r>
-              <w:rPr>
-                <w:rFonts w:ascii="Calibri" w:hAnsi="Calibri"/>
-                <w:sz w:val="18"/>
-              </w:rPr>
-              <w:t>失败和跳过均来自未完成音频草稿</w:t>
+              <w:t>失败为 tests/test_audio_analyzer.py::TestAudioAnalyzerMapping::test_torch_load_patch_restored，原因是外部 class_labels_indices.csv 缺失；音频相关结果不并入核心验收</w:t>
             </w:r>
           </w:p>
         </w:tc>
@@ -7243,25 +6978,7 @@
               <w:spacing w:after="0" w:line="269" w:lineRule="auto"/>
             </w:pPr>
             <w:r>
-              <w:rPr>
-                <w:rFonts w:ascii="Calibri" w:hAnsi="Calibri"/>
-                <w:sz w:val="18"/>
-              </w:rPr>
-              <w:t>统计仍包含</w:t>
-            </w:r>
-            <w:r>
-              <w:rPr>
-                <w:rFonts w:ascii="Calibri" w:hAnsi="Calibri"/>
-                <w:sz w:val="18"/>
-              </w:rPr>
-              <w:t xml:space="preserve"> 0% </w:t>
-            </w:r>
-            <w:r>
-              <w:rPr>
-                <w:rFonts w:ascii="Calibri" w:hAnsi="Calibri"/>
-                <w:sz w:val="18"/>
-              </w:rPr>
-              <w:t>的音频占位源码；覆盖率不是质量充分条件</w:t>
+              <w:t>统计包含音频源码；覆盖率不代表音频功能已完成</w:t>
             </w:r>
           </w:p>
         </w:tc>
@@ -12746,115 +12463,7 @@
         <w:spacing w:before="40"/>
       </w:pPr>
       <w:r>
-        <w:t>权重专项复核：两份</w:t>
-      </w:r>
-      <w:r>
-        <w:t xml:space="preserve"> checkpoints </w:t>
-      </w:r>
-      <w:r>
-        <w:t>权重均可正常加载，</w:t>
-      </w:r>
-      <w:r>
-        <w:t xml:space="preserve">Ultralytics </w:t>
-      </w:r>
-      <w:r>
-        <w:t>任务分别为</w:t>
-      </w:r>
-      <w:r>
-        <w:t xml:space="preserve"> detect </w:t>
-      </w:r>
-      <w:r>
-        <w:t>和</w:t>
-      </w:r>
-      <w:r>
-        <w:t xml:space="preserve"> pose</w:t>
-      </w:r>
-      <w:r>
-        <w:t>，并与</w:t>
-      </w:r>
-      <w:r>
-        <w:t xml:space="preserve"> wwh </w:t>
-      </w:r>
-      <w:r>
-        <w:t>原文件</w:t>
-      </w:r>
-      <w:r>
-        <w:t xml:space="preserve"> SHA-256 </w:t>
-      </w:r>
-      <w:r>
-        <w:t>一致；</w:t>
-      </w:r>
-      <w:r>
-        <w:t xml:space="preserve">demo_baseline.mp4 </w:t>
-      </w:r>
-      <w:r>
-        <w:t>首帧上，</w:t>
-      </w:r>
-      <w:r>
-        <w:t xml:space="preserve">YOLO26n-Pose </w:t>
-      </w:r>
-      <w:r>
-        <w:t>输出</w:t>
-      </w:r>
-      <w:r>
-        <w:t xml:space="preserve"> (33, 4) </w:t>
-      </w:r>
-      <w:r>
-        <w:t>并通过质量检查，</w:t>
-      </w:r>
-      <w:r>
-        <w:t xml:space="preserve">YOLO26n </w:t>
-      </w:r>
-      <w:r>
-        <w:t>检出</w:t>
-      </w:r>
-      <w:r>
-        <w:t xml:space="preserve"> person</w:t>
-      </w:r>
-      <w:r>
-        <w:t>。核心与</w:t>
-      </w:r>
-      <w:r>
-        <w:t xml:space="preserve"> YOLO </w:t>
-      </w:r>
-      <w:r>
-        <w:t>专项测试为</w:t>
-      </w:r>
-      <w:r>
-        <w:t xml:space="preserve"> 66 passed</w:t>
-      </w:r>
-      <w:r>
-        <w:t>；排除未完成音频草稿的视觉</w:t>
-      </w:r>
-      <w:r>
-        <w:t>/</w:t>
-      </w:r>
-      <w:r>
-        <w:t>环境主线为</w:t>
-      </w:r>
-      <w:r>
-        <w:t xml:space="preserve"> 152 passed</w:t>
-      </w:r>
-      <w:r>
-        <w:t>、源码语句覆盖率</w:t>
-      </w:r>
-      <w:r>
-        <w:t xml:space="preserve"> 63%</w:t>
-      </w:r>
-      <w:r>
-        <w:t>；完整仓库为</w:t>
-      </w:r>
-      <w:r>
-        <w:t xml:space="preserve"> 181 passed / 1 failed / 2 skipped</w:t>
-      </w:r>
-      <w:r>
-        <w:t>，失败与跳过属于音频占位范围。以上结果证明通用检测</w:t>
-      </w:r>
-      <w:r>
-        <w:t>/</w:t>
-      </w:r>
-      <w:r>
-        <w:t>姿态资产和工程链路可运行，不证明已经训练出项目跌倒风险模型。</w:t>
+        <w:t>权重专项复核：两份 checkpoints 权重均可正常加载，Ultralytics 任务分别为 detect 和 pose，并与 wwh 原文件 SHA-256 一致；demo_baseline.mp4 首帧上，YOLO26n-Pose 输出 (33, 4) 并通过质量检查，YOLO26n 检出 person。核心与 YOLO 专项测试为 66 passed；排除音频未完成范围的视觉/环境主线为 152 passed、源码语句覆盖率 63%；完整仓库为 181 passed / 1 failed / 2 skipped，失败与跳过属于音频辅助分支范围。以上结果证明通用检测/姿态资产和工程链路可运行，不证明已经训练出项目跌倒风险模型。</w:t>
       </w:r>
     </w:p>
     <w:p>
@@ -20978,20 +20587,9 @@
       <w:pPr>
         <w:pStyle w:val="1"/>
       </w:pPr>
-      <w:bookmarkStart w:id="28" w:name="_Toc238569300"/>
       <w:r>
-        <w:rPr>
-          <w:rFonts w:ascii="Arial" w:eastAsia="黑体" w:hAnsi="Arial" w:cs="Arial"/>
-        </w:rPr>
-        <w:t xml:space="preserve">8 </w:t>
+        <w:t>8 音频功能接入验证（部分完成）</w:t>
       </w:r>
-      <w:r>
-        <w:rPr>
-          <w:rFonts w:ascii="Arial" w:eastAsia="黑体" w:hAnsi="Arial" w:cs="Arial"/>
-        </w:rPr>
-        <w:t>音频模块测试占位</w:t>
-      </w:r>
-      <w:bookmarkEnd w:id="28"/>
     </w:p>
     <w:tbl>
       <w:tblPr>
@@ -21022,13 +20620,7 @@
           </w:tcPr>
           <w:p>
             <w:r>
-              <w:t>状态</w:t>
-            </w:r>
-            <w:r>
-              <w:t xml:space="preserve">  PENDING</w:t>
-            </w:r>
-            <w:r>
-              <w:t>：音频识别尚未完成，仅保留未来事后确认接口与测试位置。本版不评价音频模型、训练数据、识别率、延迟或视听融合效果，也不将任何音频草稿测试计入当前验收。</w:t>
+              <w:t>状态  部分完成/待验证：音频采集、PANNs 分析、告警、API、数据库、前端和萤石收音入口已有代码路径；当前无真实音频指标，外部模型与标签资源未随仓库提交，且仍存在待修复问题。本版不将音频结果计入核心视觉/环境验收或提前预警指标。</w:t>
             </w:r>
           </w:p>
         </w:tc>
@@ -21223,10 +20815,6 @@
               <w:jc w:val="center"/>
             </w:pPr>
             <w:r>
-              <w:rPr>
-                <w:rFonts w:ascii="Calibri" w:hAnsi="Calibri"/>
-                <w:sz w:val="16"/>
-              </w:rPr>
               <w:t>AUD-000</w:t>
             </w:r>
           </w:p>
@@ -21244,7 +20832,7 @@
           </w:tcPr>
           <w:p>
             <w:r>
-              <w:t>音频读取与接口占位</w:t>
+              <w:t>音频文件读取与上传 API</w:t>
             </w:r>
           </w:p>
         </w:tc>
@@ -21261,16 +20849,7 @@
           </w:tcPr>
           <w:p>
             <w:r>
-              <w:t xml:space="preserve">TBD </w:t>
-            </w:r>
-            <w:r>
-              <w:t>音频文件</w:t>
-            </w:r>
-            <w:r>
-              <w:t>/</w:t>
-            </w:r>
-            <w:r>
-              <w:t>流</w:t>
+              <w:t>wav/flac/ogg，20 MB 内，audio/*</w:t>
             </w:r>
           </w:p>
         </w:tc>
@@ -21287,7 +20866,7 @@
           </w:tcPr>
           <w:p>
             <w:r>
-              <w:t>能够读取并形成带时间戳的音频窗口</w:t>
+              <w:t>格式、大小和解码校验正确；分析接口可返回结构化结果</w:t>
             </w:r>
           </w:p>
         </w:tc>
@@ -21304,7 +20883,7 @@
           </w:tcPr>
           <w:p>
             <w:r>
-              <w:t>PENDING</w:t>
+              <w:t>OBSERVED</w:t>
             </w:r>
           </w:p>
         </w:tc>
@@ -21328,10 +20907,6 @@
               <w:jc w:val="center"/>
             </w:pPr>
             <w:r>
-              <w:rPr>
-                <w:rFonts w:ascii="Calibri" w:hAnsi="Calibri"/>
-                <w:sz w:val="16"/>
-              </w:rPr>
               <w:t>AUD-001</w:t>
             </w:r>
           </w:p>
@@ -21349,7 +20924,7 @@
           </w:tcPr>
           <w:p>
             <w:r>
-              <w:t>事件分类</w:t>
+              <w:t>模型与标签资源加载</w:t>
             </w:r>
           </w:p>
         </w:tc>
@@ -21366,10 +20941,7 @@
           </w:tcPr>
           <w:p>
             <w:r>
-              <w:t xml:space="preserve">TBD </w:t>
-            </w:r>
-            <w:r>
-              <w:t>模型与标签</w:t>
+              <w:t>PANNs Cnn14 checkpoint + class_labels_indices.csv</w:t>
             </w:r>
           </w:p>
         </w:tc>
@@ -21386,22 +20958,7 @@
           </w:tcPr>
           <w:p>
             <w:r>
-              <w:t>输出</w:t>
-            </w:r>
-            <w:r>
-              <w:t xml:space="preserve"> event_type</w:t>
-            </w:r>
-            <w:r>
-              <w:t>、</w:t>
-            </w:r>
-            <w:r>
-              <w:t xml:space="preserve">confidence </w:t>
-            </w:r>
-            <w:r>
-              <w:t>和</w:t>
-            </w:r>
-            <w:r>
-              <w:t xml:space="preserve"> source</w:t>
+              <w:t>资源可加载，版本、来源和 SHA-256 可复核</w:t>
             </w:r>
           </w:p>
         </w:tc>
@@ -21418,7 +20975,7 @@
           </w:tcPr>
           <w:p>
             <w:r>
-              <w:t>PENDING</w:t>
+              <w:t>NOT VERIFIED</w:t>
             </w:r>
           </w:p>
         </w:tc>
@@ -21442,10 +20999,6 @@
               <w:jc w:val="center"/>
             </w:pPr>
             <w:r>
-              <w:rPr>
-                <w:rFonts w:ascii="Calibri" w:hAnsi="Calibri"/>
-                <w:sz w:val="16"/>
-              </w:rPr>
               <w:t>AUD-002</w:t>
             </w:r>
           </w:p>
@@ -21463,7 +21016,7 @@
           </w:tcPr>
           <w:p>
             <w:r>
-              <w:t>模型与标签加载</w:t>
+              <w:t>声音事件分类</w:t>
             </w:r>
           </w:p>
         </w:tc>
@@ -21480,16 +21033,7 @@
           </w:tcPr>
           <w:p>
             <w:r>
-              <w:t xml:space="preserve">TBD </w:t>
-            </w:r>
-            <w:r>
-              <w:t>权重</w:t>
-            </w:r>
-            <w:r>
-              <w:t>/</w:t>
-            </w:r>
-            <w:r>
-              <w:t>标签文件</w:t>
+              <w:t>AudioSet 527 类模型输出</w:t>
             </w:r>
           </w:p>
         </w:tc>
@@ -21506,7 +21050,7 @@
           </w:tcPr>
           <w:p>
             <w:r>
-              <w:t>文件真实可加载且版本、哈希可复核</w:t>
+              <w:t>输出 vocal_distress/impact 事件及 timestamp、confidence、source</w:t>
             </w:r>
           </w:p>
         </w:tc>
@@ -21523,7 +21067,7 @@
           </w:tcPr>
           <w:p>
             <w:r>
-              <w:t>PENDING</w:t>
+              <w:t>OBSERVED</w:t>
             </w:r>
           </w:p>
         </w:tc>
@@ -21547,10 +21091,6 @@
               <w:jc w:val="center"/>
             </w:pPr>
             <w:r>
-              <w:rPr>
-                <w:rFonts w:ascii="Calibri" w:hAnsi="Calibri"/>
-                <w:sz w:val="16"/>
-              </w:rPr>
               <w:t>AUD-003</w:t>
             </w:r>
           </w:p>
@@ -21572,11 +21112,7 @@
               <w:jc w:val="center"/>
             </w:pPr>
             <w:r>
-              <w:rPr>
-                <w:rFonts w:ascii="Calibri" w:hAnsi="Calibri"/>
-                <w:sz w:val="16"/>
-              </w:rPr>
-              <w:t>实时音频采集</w:t>
+              <w:t>实时音频采集与分块</w:t>
             </w:r>
           </w:p>
         </w:tc>
@@ -21597,32 +21133,7 @@
               <w:jc w:val="center"/>
             </w:pPr>
             <w:r>
-              <w:rPr>
-                <w:rFonts w:ascii="Calibri" w:hAnsi="Calibri"/>
-                <w:sz w:val="16"/>
-              </w:rPr>
-              <w:t xml:space="preserve">TBD </w:t>
-            </w:r>
-            <w:r>
-              <w:rPr>
-                <w:rFonts w:ascii="Calibri" w:hAnsi="Calibri"/>
-                <w:sz w:val="16"/>
-              </w:rPr>
-              <w:t>设备</w:t>
-            </w:r>
-            <w:r>
-              <w:rPr>
-                <w:rFonts w:ascii="Calibri" w:hAnsi="Calibri"/>
-                <w:sz w:val="16"/>
-              </w:rPr>
-              <w:t>/</w:t>
-            </w:r>
-            <w:r>
-              <w:rPr>
-                <w:rFonts w:ascii="Calibri" w:hAnsi="Calibri"/>
-                <w:sz w:val="16"/>
-              </w:rPr>
-              <w:t>流格式</w:t>
+              <w:t>麦克风、RTSP/RTMP、本地文件</w:t>
             </w:r>
           </w:p>
         </w:tc>
@@ -21643,11 +21154,7 @@
               <w:jc w:val="center"/>
             </w:pPr>
             <w:r>
-              <w:rPr>
-                <w:rFonts w:ascii="Calibri" w:hAnsi="Calibri"/>
-                <w:sz w:val="16"/>
-              </w:rPr>
-              <w:t>稳定切块、时间戳和断流恢复</w:t>
+              <w:t>形成固定时长单声道 AudioChunk 并保留时间戳</w:t>
             </w:r>
           </w:p>
         </w:tc>
@@ -21664,7 +21171,7 @@
           </w:tcPr>
           <w:p>
             <w:r>
-              <w:t>PENDING</w:t>
+              <w:t>OBSERVED</w:t>
             </w:r>
           </w:p>
         </w:tc>
@@ -21688,10 +21195,6 @@
               <w:jc w:val="center"/>
             </w:pPr>
             <w:r>
-              <w:rPr>
-                <w:rFonts w:ascii="Calibri" w:hAnsi="Calibri"/>
-                <w:sz w:val="16"/>
-              </w:rPr>
               <w:t>AUD-004</w:t>
             </w:r>
           </w:p>
@@ -21713,11 +21216,7 @@
               <w:jc w:val="center"/>
             </w:pPr>
             <w:r>
-              <w:rPr>
-                <w:rFonts w:ascii="Calibri" w:hAnsi="Calibri"/>
-                <w:sz w:val="16"/>
-              </w:rPr>
-              <w:t>事件分类效果</w:t>
+              <w:t>音频源模式</w:t>
             </w:r>
           </w:p>
         </w:tc>
@@ -21738,11 +21237,7 @@
               <w:jc w:val="center"/>
             </w:pPr>
             <w:r>
-              <w:rPr>
-                <w:rFonts w:ascii="Calibri" w:hAnsi="Calibri"/>
-                <w:sz w:val="16"/>
-              </w:rPr>
-              <w:t>独立标注测试集</w:t>
+              <w:t>off / mic / camera / auto</w:t>
             </w:r>
           </w:p>
         </w:tc>
@@ -21763,11 +21258,7 @@
               <w:jc w:val="center"/>
             </w:pPr>
             <w:r>
-              <w:rPr>
-                <w:rFonts w:ascii="Calibri" w:hAnsi="Calibri"/>
-                <w:sz w:val="16"/>
-              </w:rPr>
-              <w:t>报告混淆矩阵、误报和漏报</w:t>
+              <w:t>模式选择、RTSP/RTMP 限制和 auto 失败回退符合设计</w:t>
             </w:r>
           </w:p>
         </w:tc>
@@ -21784,7 +21275,7 @@
           </w:tcPr>
           <w:p>
             <w:r>
-              <w:t>PENDING</w:t>
+              <w:t>OBSERVED</w:t>
             </w:r>
           </w:p>
         </w:tc>
@@ -21808,10 +21299,6 @@
               <w:jc w:val="center"/>
             </w:pPr>
             <w:r>
-              <w:rPr>
-                <w:rFonts w:ascii="Calibri" w:hAnsi="Calibri"/>
-                <w:sz w:val="16"/>
-              </w:rPr>
               <w:t>AUD-005</w:t>
             </w:r>
           </w:p>
@@ -21833,11 +21320,7 @@
               <w:jc w:val="center"/>
             </w:pPr>
             <w:r>
-              <w:rPr>
-                <w:rFonts w:ascii="Calibri" w:hAnsi="Calibri"/>
-                <w:sz w:val="16"/>
-              </w:rPr>
-              <w:t>时间同步与延迟</w:t>
+              <w:t>音频辅助告警</w:t>
             </w:r>
           </w:p>
         </w:tc>
@@ -21857,18 +21340,7 @@
               <w:spacing w:after="0" w:line="269" w:lineRule="auto"/>
             </w:pPr>
             <w:r>
-              <w:rPr>
-                <w:rFonts w:ascii="Calibri" w:hAnsi="Calibri"/>
-                <w:sz w:val="16"/>
-              </w:rPr>
-              <w:t xml:space="preserve">candidate_event + </w:t>
-            </w:r>
-            <w:r>
-              <w:rPr>
-                <w:rFonts w:ascii="Calibri" w:hAnsi="Calibri"/>
-                <w:sz w:val="16"/>
-              </w:rPr>
-              <w:t>音频窗口</w:t>
+              <w:t>仅音频或视频风险 + 音频事件</w:t>
             </w:r>
           </w:p>
         </w:tc>
@@ -21889,25 +21361,7 @@
               <w:jc w:val="center"/>
             </w:pPr>
             <w:r>
-              <w:rPr>
-                <w:rFonts w:ascii="Calibri" w:hAnsi="Calibri"/>
-                <w:sz w:val="16"/>
-              </w:rPr>
-              <w:t>对齐误差及</w:t>
-            </w:r>
-            <w:r>
-              <w:rPr>
-                <w:rFonts w:ascii="Calibri" w:hAnsi="Calibri"/>
-                <w:sz w:val="16"/>
-              </w:rPr>
-              <w:t xml:space="preserve"> P50/P95 </w:t>
-            </w:r>
-            <w:r>
-              <w:rPr>
-                <w:rFonts w:ascii="Calibri" w:hAnsi="Calibri"/>
-                <w:sz w:val="16"/>
-              </w:rPr>
-              <w:t>可复核</w:t>
+              <w:t>撞击声/人声呼救按规则参与升级，不将事件直接判定为跌倒</w:t>
             </w:r>
           </w:p>
         </w:tc>
@@ -21924,7 +21378,7 @@
           </w:tcPr>
           <w:p>
             <w:r>
-              <w:t>PENDING</w:t>
+              <w:t>OBSERVED</w:t>
             </w:r>
           </w:p>
         </w:tc>
@@ -21948,10 +21402,6 @@
               <w:jc w:val="center"/>
             </w:pPr>
             <w:r>
-              <w:rPr>
-                <w:rFonts w:ascii="Calibri" w:hAnsi="Calibri"/>
-                <w:sz w:val="16"/>
-              </w:rPr>
               <w:t>AUD-006</w:t>
             </w:r>
           </w:p>
@@ -21973,10 +21423,6 @@
               <w:jc w:val="center"/>
             </w:pPr>
             <w:r>
-              <w:rPr>
-                <w:rFonts w:ascii="Calibri" w:hAnsi="Calibri"/>
-                <w:sz w:val="16"/>
-              </w:rPr>
               <w:t>缺失音频降级</w:t>
             </w:r>
           </w:p>
@@ -21998,39 +21444,7 @@
               <w:jc w:val="center"/>
             </w:pPr>
             <w:r>
-              <w:rPr>
-                <w:rFonts w:ascii="Calibri" w:hAnsi="Calibri"/>
-                <w:sz w:val="16"/>
-              </w:rPr>
-              <w:t>无设备</w:t>
-            </w:r>
-            <w:r>
-              <w:rPr>
-                <w:rFonts w:ascii="Calibri" w:hAnsi="Calibri"/>
-                <w:sz w:val="16"/>
-              </w:rPr>
-              <w:t>/</w:t>
-            </w:r>
-            <w:r>
-              <w:rPr>
-                <w:rFonts w:ascii="Calibri" w:hAnsi="Calibri"/>
-                <w:sz w:val="16"/>
-              </w:rPr>
-              <w:t>断流</w:t>
-            </w:r>
-            <w:r>
-              <w:rPr>
-                <w:rFonts w:ascii="Calibri" w:hAnsi="Calibri"/>
-                <w:sz w:val="16"/>
-              </w:rPr>
-              <w:t>/</w:t>
-            </w:r>
-            <w:r>
-              <w:rPr>
-                <w:rFonts w:ascii="Calibri" w:hAnsi="Calibri"/>
-                <w:sz w:val="16"/>
-              </w:rPr>
-              <w:t>损坏文件</w:t>
+              <w:t>模型、标签、设备、ffmpeg、音频轨道缺失</w:t>
             </w:r>
           </w:p>
         </w:tc>
@@ -22050,18 +21464,7 @@
               <w:spacing w:after="0" w:line="269" w:lineRule="auto"/>
             </w:pPr>
             <w:r>
-              <w:rPr>
-                <w:rFonts w:ascii="Calibri" w:hAnsi="Calibri"/>
-                <w:sz w:val="16"/>
-              </w:rPr>
-              <w:t>视觉链继续运行并记录</w:t>
-            </w:r>
-            <w:r>
-              <w:rPr>
-                <w:rFonts w:ascii="Calibri" w:hAnsi="Calibri"/>
-                <w:sz w:val="16"/>
-              </w:rPr>
-              <w:t xml:space="preserve"> UNAVAILABLE</w:t>
+              <w:t>视觉/环境主链继续运行并记录 audio_status=UNAVAILABLE</w:t>
             </w:r>
           </w:p>
         </w:tc>
@@ -22078,7 +21481,7 @@
           </w:tcPr>
           <w:p>
             <w:r>
-              <w:t>PENDING</w:t>
+              <w:t>NOT VERIFIED</w:t>
             </w:r>
           </w:p>
         </w:tc>
@@ -22102,10 +21505,6 @@
               <w:jc w:val="center"/>
             </w:pPr>
             <w:r>
-              <w:rPr>
-                <w:rFonts w:ascii="Calibri" w:hAnsi="Calibri"/>
-                <w:sz w:val="16"/>
-              </w:rPr>
               <w:t>AUD-007</w:t>
             </w:r>
           </w:p>
@@ -22127,11 +21526,7 @@
               <w:jc w:val="center"/>
             </w:pPr>
             <w:r>
-              <w:rPr>
-                <w:rFonts w:ascii="Calibri" w:hAnsi="Calibri"/>
-                <w:sz w:val="16"/>
-              </w:rPr>
-              <w:t>视听融合</w:t>
+              <w:t>时间同步与重复告警</w:t>
             </w:r>
           </w:p>
         </w:tc>
@@ -22152,25 +21547,7 @@
               <w:jc w:val="center"/>
             </w:pPr>
             <w:r>
-              <w:rPr>
-                <w:rFonts w:ascii="Calibri" w:hAnsi="Calibri"/>
-                <w:sz w:val="16"/>
-              </w:rPr>
-              <w:t>视觉候选</w:t>
-            </w:r>
-            <w:r>
-              <w:rPr>
-                <w:rFonts w:ascii="Calibri" w:hAnsi="Calibri"/>
-                <w:sz w:val="16"/>
-              </w:rPr>
-              <w:t xml:space="preserve"> + </w:t>
-            </w:r>
-            <w:r>
-              <w:rPr>
-                <w:rFonts w:ascii="Calibri" w:hAnsi="Calibri"/>
-                <w:sz w:val="16"/>
-              </w:rPr>
-              <w:t>音频结果</w:t>
+              <w:t>跨线程事件和连续音频块</w:t>
             </w:r>
           </w:p>
         </w:tc>
@@ -22190,25 +21567,7 @@
               <w:spacing w:after="0" w:line="269" w:lineRule="auto"/>
             </w:pPr>
             <w:r>
-              <w:rPr>
-                <w:rFonts w:ascii="Calibri" w:hAnsi="Calibri"/>
-                <w:sz w:val="16"/>
-              </w:rPr>
-              <w:t>不改变</w:t>
-            </w:r>
-            <w:r>
-              <w:rPr>
-                <w:rFonts w:ascii="Calibri" w:hAnsi="Calibri"/>
-                <w:sz w:val="16"/>
-              </w:rPr>
-              <w:t xml:space="preserve"> pre-impact </w:t>
-            </w:r>
-            <w:r>
-              <w:rPr>
-                <w:rFonts w:ascii="Calibri" w:hAnsi="Calibri"/>
-                <w:sz w:val="16"/>
-              </w:rPr>
-              <w:t>指标口径</w:t>
+              <w:t>对齐误差、去重和冷却行为可复现</w:t>
             </w:r>
           </w:p>
         </w:tc>
@@ -22249,10 +21608,6 @@
               <w:jc w:val="center"/>
             </w:pPr>
             <w:r>
-              <w:rPr>
-                <w:rFonts w:ascii="Calibri" w:hAnsi="Calibri"/>
-                <w:sz w:val="16"/>
-              </w:rPr>
               <w:t>AUD-008</w:t>
             </w:r>
           </w:p>
@@ -22274,11 +21629,7 @@
               <w:jc w:val="center"/>
             </w:pPr>
             <w:r>
-              <w:rPr>
-                <w:rFonts w:ascii="Calibri" w:hAnsi="Calibri"/>
-                <w:sz w:val="16"/>
-              </w:rPr>
-              <w:t>隐私与保存</w:t>
+              <w:t>真实数据分类效果与阈值</w:t>
             </w:r>
           </w:p>
         </w:tc>
@@ -22299,11 +21650,7 @@
               <w:jc w:val="center"/>
             </w:pPr>
             <w:r>
-              <w:rPr>
-                <w:rFonts w:ascii="Calibri" w:hAnsi="Calibri"/>
-                <w:sz w:val="16"/>
-              </w:rPr>
-              <w:t>原始音频缓存</w:t>
+              <w:t>带标注真实音频集</w:t>
             </w:r>
           </w:p>
         </w:tc>
@@ -22324,11 +21671,7 @@
               <w:jc w:val="center"/>
             </w:pPr>
             <w:r>
-              <w:rPr>
-                <w:rFonts w:ascii="Calibri" w:hAnsi="Calibri"/>
-                <w:sz w:val="16"/>
-              </w:rPr>
-              <w:t>保存周期、脱敏、访问控制可审计</w:t>
+              <w:t>报告混淆矩阵、误报、漏报和延迟；阈值可追溯</w:t>
             </w:r>
           </w:p>
         </w:tc>
@@ -22346,6 +21689,58 @@
           <w:p>
             <w:r>
               <w:t>PENDING</w:t>
+            </w:r>
+          </w:p>
+        </w:tc>
+      </w:tr>
+      <w:tr>
+        <w:tc>
+          <w:tcPr>
+            <w:tcW w:type="dxa" w:w="1050"/>
+          </w:tcPr>
+          <w:p>
+            <w:r>
+              <w:t>AUD-009</w:t>
+            </w:r>
+          </w:p>
+        </w:tc>
+        <w:tc>
+          <w:tcPr>
+            <w:tcW w:type="dxa" w:w="1600"/>
+          </w:tcPr>
+          <w:p>
+            <w:r>
+              <w:t>事件持久化与前端展示</w:t>
+            </w:r>
+          </w:p>
+        </w:tc>
+        <w:tc>
+          <w:tcPr>
+            <w:tcW w:type="dxa" w:w="2100"/>
+          </w:tcPr>
+          <w:p>
+            <w:r>
+              <w:t>SQLite audio_events、状态接口、音频面板</w:t>
+            </w:r>
+          </w:p>
+        </w:tc>
+        <w:tc>
+          <w:tcPr>
+            <w:tcW w:type="dxa" w:w="2876"/>
+          </w:tcPr>
+          <w:p>
+            <w:r>
+              <w:t>事件查询、状态、波形和 top-k 展示一致</w:t>
+            </w:r>
+          </w:p>
+        </w:tc>
+        <w:tc>
+          <w:tcPr>
+            <w:tcW w:type="dxa" w:w="1400"/>
+          </w:tcPr>
+          <w:p>
+            <w:r>
+              <w:t>OBSERVED</w:t>
             </w:r>
           </w:p>
         </w:tc>
@@ -22694,13 +22089,7 @@
         <w:spacing w:after="80"/>
       </w:pPr>
       <w:r>
-        <w:t>不能声称音频识别已经完成、已经接入主监控或能够改善提前预警指标；音频在本版仅为</w:t>
-      </w:r>
-      <w:r>
-        <w:t xml:space="preserve"> PENDING </w:t>
-      </w:r>
-      <w:r>
-        <w:t>占位。</w:t>
+        <w:t>不能声称音频已经完成生产级验证、已经形成可靠视听融合或能够改善提前预警指标。当前音频代码路径已接入，但仍存在外部资源依赖、未标定阈值和待修复问题，音频不纳入本版核心验收结论。</w:t>
       </w:r>
     </w:p>
     <w:p>
@@ -23269,39 +22658,7 @@
               <w:spacing w:after="0" w:line="269" w:lineRule="auto"/>
             </w:pPr>
             <w:r>
-              <w:rPr>
-                <w:rFonts w:ascii="Calibri" w:hAnsi="Calibri"/>
-                <w:sz w:val="18"/>
-              </w:rPr>
-              <w:t>音频模块完成后按</w:t>
-            </w:r>
-            <w:r>
-              <w:rPr>
-                <w:rFonts w:ascii="Calibri" w:hAnsi="Calibri"/>
-                <w:sz w:val="18"/>
-              </w:rPr>
-              <w:t xml:space="preserve"> AUD-001</w:t>
-            </w:r>
-            <w:r>
-              <w:rPr>
-                <w:rFonts w:ascii="Calibri" w:hAnsi="Calibri"/>
-                <w:sz w:val="18"/>
-              </w:rPr>
-              <w:t>～</w:t>
-            </w:r>
-            <w:r>
-              <w:rPr>
-                <w:rFonts w:ascii="Calibri" w:hAnsi="Calibri"/>
-                <w:sz w:val="18"/>
-              </w:rPr>
-              <w:t xml:space="preserve">008 </w:t>
-            </w:r>
-            <w:r>
-              <w:rPr>
-                <w:rFonts w:ascii="Calibri" w:hAnsi="Calibri"/>
-                <w:sz w:val="18"/>
-              </w:rPr>
-              <w:t>补测</w:t>
+              <w:t>修复音频资源、线程同步、重复告警和异常降级问题，并按 AUD-000～009 补测</w:t>
             </w:r>
           </w:p>
         </w:tc>
@@ -23321,11 +22678,7 @@
               <w:spacing w:after="0" w:line="269" w:lineRule="auto"/>
             </w:pPr>
             <w:r>
-              <w:rPr>
-                <w:rFonts w:ascii="Calibri" w:hAnsi="Calibri"/>
-                <w:sz w:val="18"/>
-              </w:rPr>
-              <w:t>采集、模型、融合、指标和证据路径完整</w:t>
+              <w:t>资源、采集、模型、融合、指标和缺陷回归证据完整</w:t>
             </w:r>
           </w:p>
         </w:tc>
@@ -23460,226 +22813,7 @@
           </w:tcPr>
           <w:p>
             <w:r>
-              <w:t>建议正文</w:t>
-            </w:r>
-            <w:r>
-              <w:t xml:space="preserve">  </w:t>
-            </w:r>
-            <w:r>
-              <w:t>工程验证方面，平台主仓库在</w:t>
-            </w:r>
-            <w:r>
-              <w:t xml:space="preserve"> Windows/Python 3.14 </w:t>
-            </w:r>
-            <w:r>
-              <w:t>环境下以无界面绘图后端完成</w:t>
-            </w:r>
-            <w:r>
-              <w:t xml:space="preserve"> 152 </w:t>
-            </w:r>
-            <w:r>
-              <w:t>项视觉</w:t>
-            </w:r>
-            <w:r>
-              <w:t>/</w:t>
-            </w:r>
-            <w:r>
-              <w:t>环境主线自动化测试并全部通过；按全部</w:t>
-            </w:r>
-            <w:r>
-              <w:t xml:space="preserve"> src </w:t>
-            </w:r>
-            <w:r>
-              <w:t>统计的源码语句覆盖率为</w:t>
-            </w:r>
-            <w:r>
-              <w:t xml:space="preserve"> 63%</w:t>
-            </w:r>
-            <w:r>
-              <w:t>，其中未交付音频占位源码为</w:t>
-            </w:r>
-            <w:r>
-              <w:t xml:space="preserve"> 0% </w:t>
-            </w:r>
-            <w:r>
-              <w:t>覆盖。</w:t>
-            </w:r>
-            <w:r>
-              <w:t xml:space="preserve">React/EZUIKit </w:t>
-            </w:r>
-            <w:r>
-              <w:t>前端完成</w:t>
-            </w:r>
-            <w:r>
-              <w:t xml:space="preserve"> Vite </w:t>
-            </w:r>
-            <w:r>
-              <w:t>生产构建，但存在两个超过</w:t>
-            </w:r>
-            <w:r>
-              <w:t xml:space="preserve"> 500 kB </w:t>
-            </w:r>
-            <w:r>
-              <w:t>的</w:t>
-            </w:r>
-            <w:r>
-              <w:t xml:space="preserve"> JavaScript </w:t>
-            </w:r>
-            <w:r>
-              <w:t>包以及</w:t>
-            </w:r>
-            <w:r>
-              <w:t xml:space="preserve"> 3 </w:t>
-            </w:r>
-            <w:r>
-              <w:t>个中危、</w:t>
-            </w:r>
-            <w:r>
-              <w:t xml:space="preserve">2 </w:t>
-            </w:r>
-            <w:r>
-              <w:t>个高危依赖问题。真实数据方面，</w:t>
-            </w:r>
-            <w:r>
-              <w:t xml:space="preserve">UR-Fall </w:t>
-            </w:r>
-            <w:r>
-              <w:t>冻结</w:t>
-            </w:r>
-            <w:r>
-              <w:t xml:space="preserve"> pre-impact </w:t>
-            </w:r>
-            <w:r>
-              <w:t>基线在</w:t>
-            </w:r>
-            <w:r>
-              <w:t xml:space="preserve"> 30 </w:t>
-            </w:r>
-            <w:r>
-              <w:t>个跌倒序列上取得</w:t>
-            </w:r>
-            <w:r>
-              <w:t xml:space="preserve"> EWR@0.5=0.233</w:t>
-            </w:r>
-            <w:r>
-              <w:t>（</w:t>
-            </w:r>
-            <w:r>
-              <w:t>7/30</w:t>
-            </w:r>
-            <w:r>
-              <w:t>）、</w:t>
-            </w:r>
-            <w:r>
-              <w:t>FA/min=6.81</w:t>
-            </w:r>
-            <w:r>
-              <w:t>、有效告警提前量中位数</w:t>
-            </w:r>
-            <w:r>
-              <w:t xml:space="preserve"> 0.567s</w:t>
-            </w:r>
-            <w:r>
-              <w:t>。独立工程</w:t>
-            </w:r>
-            <w:r>
-              <w:t xml:space="preserve"> MVP </w:t>
-            </w:r>
-            <w:r>
-              <w:t>在</w:t>
-            </w:r>
-            <w:r>
-              <w:t xml:space="preserve"> fall-01</w:t>
-            </w:r>
-            <w:r>
-              <w:t>、</w:t>
-            </w:r>
-            <w:r>
-              <w:t>fall-02</w:t>
-            </w:r>
-            <w:r>
-              <w:t>、</w:t>
-            </w:r>
-            <w:r>
-              <w:t xml:space="preserve">fall-03 </w:t>
-            </w:r>
-            <w:r>
-              <w:t>三个真实</w:t>
-            </w:r>
-            <w:r>
-              <w:t xml:space="preserve"> RGB </w:t>
-            </w:r>
-            <w:r>
-              <w:t>样本上能够生成</w:t>
-            </w:r>
-            <w:r>
-              <w:t xml:space="preserve"> JSONL</w:t>
-            </w:r>
-            <w:r>
-              <w:t>、摘要、配置快照和演示视频，但三个样本均未触发</w:t>
-            </w:r>
-            <w:r>
-              <w:t xml:space="preserve"> HIGH</w:t>
-            </w:r>
-            <w:r>
-              <w:t>。当前成果能够证明视觉</w:t>
-            </w:r>
-            <w:r>
-              <w:t>/</w:t>
-            </w:r>
-            <w:r>
-              <w:t>环境软件链路和实验材料可运行、可复核，但尚不能证明工业部署级跌倒预测有效性；音频仅保留未完成占位，不纳入本次能力或指标。</w:t>
-            </w:r>
-            <w:r>
-              <w:t xml:space="preserve"> </w:t>
-            </w:r>
-            <w:r>
-              <w:t>权重专项复核同时确认</w:t>
-            </w:r>
-            <w:r>
-              <w:t xml:space="preserve"> YOLO26n/YOLO26n-Pose </w:t>
-            </w:r>
-            <w:r>
-              <w:t>可加载、与</w:t>
-            </w:r>
-            <w:r>
-              <w:t xml:space="preserve"> wwh </w:t>
-            </w:r>
-            <w:r>
-              <w:t>原件哈希一致，并在演示视频首帧得到有效姿态和</w:t>
-            </w:r>
-            <w:r>
-              <w:t xml:space="preserve"> p</w:t>
-            </w:r>
-            <w:r>
-              <w:t xml:space="preserve">erson </w:t>
-            </w:r>
-            <w:r>
-              <w:t>检出。</w:t>
-            </w:r>
-            <w:r>
-              <w:t xml:space="preserve"> </w:t>
-            </w:r>
-            <w:r>
-              <w:t>权重文件核验值为</w:t>
-            </w:r>
-            <w:r>
-              <w:t xml:space="preserve"> yolo26n.pt=9B09CC8BF347F0FC8A5F7657480587F25DB09B34BF33B0652110FB03A8AD4FEF</w:t>
-            </w:r>
-            <w:r>
-              <w:t>、</w:t>
-            </w:r>
-            <w:r>
-              <w:t>yolo26n-pose.pt=EB3BB8268828AEAF515CEC23A4BFAFD793944A86FE9AF94BA7823609C14522A9</w:t>
-            </w:r>
-            <w:r>
-              <w:t>；两者均属于</w:t>
-            </w:r>
-            <w:r>
-              <w:t xml:space="preserve"> COCO/COCO-Pose </w:t>
-            </w:r>
-            <w:r>
-              <w:t>通用预训练资产。</w:t>
+              <w:t>建议正文  工程验证方面，平台主仓库在 Windows/Python 3.14 环境下以无界面绘图后端完成 152 项视觉/环境主线自动化测试并全部通过；按全部 src 统计的源码语句覆盖率为 63%，其中音频源码尚未形成完整测试覆盖。React/EZUIKit 前端完成 Vite 生产构建，但存在两个超过 500 kB 的 JavaScript 包以及 3 个中危、2 个高危依赖问题。真实数据方面，UR-Fall 冻结 pre-impact 基线在 30 个跌倒序列上取得 EWR@0.5=0.233（7/30）、FA/min=6.81、有效告警提前量中位数 0.567s。独立工程 MVP 在 fall-01、fall-02、fall-03 三个真实 RGB 样本上能够生成 JSONL、摘要、配置快照和演示视频，但三个样本均未触发 HIGH。当前成果能够证明视觉/环境软件链路和实验材料可运行、可复核，但尚不能证明工业部署级跌倒预测有效性。音频采集、分析、告警、API、数据库、前端和萤石收音入口已接入代码，但因外部资源、真实音频集、阈值标定、时间同步和缺陷修复尚未闭环，音频不纳入本次核心能力或指标。权重专项复核同时确认 YOLO26n/YOLO26n-Pose 可加载、与 wwh 原件哈希一致，并在演示视频首帧得到有效姿态和 person 检出。</w:t>
             </w:r>
           </w:p>
         </w:tc>
@@ -24001,11 +23135,7 @@
               <w:spacing w:after="0" w:line="269" w:lineRule="auto"/>
             </w:pPr>
             <w:r>
-              <w:rPr>
-                <w:rFonts w:ascii="Calibri" w:hAnsi="Calibri"/>
-                <w:sz w:val="17"/>
-              </w:rPr>
-              <w:t>未完成音频草稿测试与待办边界</w:t>
+              <w:t>音频测试与待办边界</w:t>
             </w:r>
           </w:p>
         </w:tc>
@@ -24915,6 +24045,102 @@
                 <w:sz w:val="17"/>
               </w:rPr>
               <w:t>测试范围</w:t>
+            </w:r>
+          </w:p>
+        </w:tc>
+      </w:tr>
+      <w:tr>
+        <w:tc>
+          <w:tcPr>
+            <w:tcW w:type="dxa" w:w="1250"/>
+          </w:tcPr>
+          <w:p>
+            <w:r>
+              <w:t>E-AUD-01</w:t>
+            </w:r>
+          </w:p>
+        </w:tc>
+        <w:tc>
+          <w:tcPr>
+            <w:tcW w:type="dxa" w:w="4800"/>
+          </w:tcPr>
+          <w:p>
+            <w:r>
+              <w:t>src/inference/audio_analyzer.py；src/data/audio_capture.py；src/inference/monitor.py</w:t>
+            </w:r>
+          </w:p>
+        </w:tc>
+        <w:tc>
+          <w:tcPr>
+            <w:tcW w:type="dxa" w:w="2976"/>
+          </w:tcPr>
+          <w:p>
+            <w:r>
+              <w:t>音频分析、采集、并行线程、事件队列和状态输出代码路径</w:t>
+            </w:r>
+          </w:p>
+        </w:tc>
+      </w:tr>
+      <w:tr>
+        <w:tc>
+          <w:tcPr>
+            <w:tcW w:type="dxa" w:w="1250"/>
+          </w:tcPr>
+          <w:p>
+            <w:r>
+              <w:t>E-AUD-02</w:t>
+            </w:r>
+          </w:p>
+        </w:tc>
+        <w:tc>
+          <w:tcPr>
+            <w:tcW w:type="dxa" w:w="4800"/>
+          </w:tcPr>
+          <w:p>
+            <w:r>
+              <w:t>src/api/audio_routes.py；src/api/routes.py；src/api/database.py</w:t>
+            </w:r>
+          </w:p>
+        </w:tc>
+        <w:tc>
+          <w:tcPr>
+            <w:tcW w:type="dxa" w:w="2976"/>
+          </w:tcPr>
+          <w:p>
+            <w:r>
+              <w:t>音频状态、文件分析、事件查询和 SQLite 持久化接口</w:t>
+            </w:r>
+          </w:p>
+        </w:tc>
+      </w:tr>
+      <w:tr>
+        <w:tc>
+          <w:tcPr>
+            <w:tcW w:type="dxa" w:w="1250"/>
+          </w:tcPr>
+          <w:p>
+            <w:r>
+              <w:t>E-AUD-03</w:t>
+            </w:r>
+          </w:p>
+        </w:tc>
+        <w:tc>
+          <w:tcPr>
+            <w:tcW w:type="dxa" w:w="4800"/>
+          </w:tcPr>
+          <w:p>
+            <w:r>
+              <w:t>docs/交付材料/AI交接_音频功能更新.md；git 17f641a</w:t>
+            </w:r>
+          </w:p>
+        </w:tc>
+        <w:tc>
+          <w:tcPr>
+            <w:tcW w:type="dxa" w:w="2976"/>
+          </w:tcPr>
+          <w:p>
+            <w:r>
+              <w:t>音频源模式、外部资源依赖、已知问题和测试边界</w:t>
             </w:r>
           </w:p>
         </w:tc>
@@ -24970,83 +24196,11 @@
       <w:jc w:val="center"/>
     </w:pPr>
     <w:r>
-      <w:rPr>
-        <w:rFonts w:ascii="Calibri" w:hAnsi="Calibri"/>
-        <w:color w:val="595959"/>
-        <w:sz w:val="17"/>
-      </w:rPr>
-      <w:t>跌倒风险预测系统</w:t>
+      <w:t xml:space="preserve">跌倒风险预测系统  |  V1.1  |  第 </w:t>
     </w:r>
+    <w:fldSimple w:instr="PAGE"/>
     <w:r>
-      <w:rPr>
-        <w:rFonts w:ascii="Calibri" w:hAnsi="Calibri"/>
-        <w:color w:val="595959"/>
-        <w:sz w:val="17"/>
-      </w:rPr>
-      <w:t xml:space="preserve">  |  V1.0  |  </w:t>
-    </w:r>
-    <w:r>
-      <w:rPr>
-        <w:rFonts w:ascii="Calibri" w:hAnsi="Calibri"/>
-        <w:color w:val="595959"/>
-        <w:sz w:val="17"/>
-      </w:rPr>
-      <w:t>第</w:t>
-    </w:r>
-    <w:r>
-      <w:rPr>
-        <w:rFonts w:ascii="Calibri" w:hAnsi="Calibri"/>
-        <w:color w:val="595959"/>
-        <w:sz w:val="17"/>
-      </w:rPr>
-      <w:t xml:space="preserve"> </w:t>
-    </w:r>
-    <w:r>
-      <w:rPr>
-        <w:color w:val="595959"/>
-      </w:rPr>
-      <w:fldChar w:fldCharType="begin"/>
-    </w:r>
-    <w:r>
-      <w:rPr>
-        <w:color w:val="595959"/>
-      </w:rPr>
-      <w:instrText xml:space="preserve"> PAGE </w:instrText>
-    </w:r>
-    <w:r>
-      <w:rPr>
-        <w:color w:val="595959"/>
-      </w:rPr>
-      <w:fldChar w:fldCharType="separate"/>
-    </w:r>
-    <w:r>
-      <w:rPr>
-        <w:noProof/>
-        <w:color w:val="595959"/>
-      </w:rPr>
-      <w:t>1</w:t>
-    </w:r>
-    <w:r>
-      <w:rPr>
-        <w:color w:val="595959"/>
-      </w:rPr>
-      <w:fldChar w:fldCharType="end"/>
-    </w:r>
-    <w:r>
-      <w:rPr>
-        <w:rFonts w:ascii="Calibri" w:hAnsi="Calibri"/>
-        <w:color w:val="595959"/>
-        <w:sz w:val="17"/>
-      </w:rPr>
-      <w:t xml:space="preserve"> </w:t>
-    </w:r>
-    <w:r>
-      <w:rPr>
-        <w:rFonts w:ascii="Calibri" w:hAnsi="Calibri"/>
-        <w:color w:val="595959"/>
-        <w:sz w:val="17"/>
-      </w:rPr>
-      <w:t>页</w:t>
+      <w:t xml:space="preserve"> 页</w:t>
     </w:r>
   </w:p>
 </w:ftr>
